--- a/media/F2111/output_dir/缩略语.docx
+++ b/media/F2111/output_dir/缩略语.docx
@@ -1,6 +1,6 @@
 
 <file path=word/document.xml><?xml version="1.0" encoding="utf-8"?>
-<w:document xmlns:wpc="http://schemas.microsoft.com/office/word/2010/wordprocessingCanvas" xmlns:cx="http://schemas.microsoft.com/office/drawing/2014/chartex" xmlns:cx1="http://schemas.microsoft.com/office/drawing/2015/9/8/chartex" xmlns:cx2="http://schemas.microsoft.com/office/drawing/2015/10/21/chartex" xmlns:cx3="http://schemas.microsoft.com/office/drawing/2016/5/9/chartex" xmlns:cx4="http://schemas.microsoft.com/office/drawing/2016/5/10/chartex" xmlns:cx5="http://schemas.microsoft.com/office/drawing/2016/5/11/chartex" xmlns:cx6="http://schemas.microsoft.com/office/drawing/2016/5/12/chartex" xmlns:cx7="http://schemas.microsoft.com/office/drawing/2016/5/13/chartex" xmlns:cx8="http://schemas.microsoft.com/office/drawing/2016/5/14/chartex" xmlns:mc="http://schemas.openxmlformats.org/markup-compatibility/2006" xmlns:aink="http://schemas.microsoft.com/office/drawing/2016/ink" xmlns:am3d="http://schemas.microsoft.com/office/drawing/2017/model3d" xmlns:o="urn:schemas-microsoft-com:office:office" xmlns:oel="http://schemas.microsoft.com/office/2019/extlst" xmlns:r="http://schemas.openxmlformats.org/officeDocument/2006/relationships" xmlns:m="http://schemas.openxmlformats.org/officeDocument/2006/math" xmlns:v="urn:schemas-microsoft-com:vml" xmlns:wp14="http://schemas.microsoft.com/office/word/2010/wordprocessingDrawing" xmlns:wp="http://schemas.openxmlformats.org/drawingml/2006/wordprocessingDrawing" xmlns:w10="urn:schemas-microsoft-com:office:word" xmlns:w="http://schemas.openxmlformats.org/wordprocessingml/2006/main" xmlns:w14="http://schemas.microsoft.com/office/word/2010/wordml" xmlns:w15="http://schemas.microsoft.com/office/word/2012/wordml" xmlns:w16cex="http://schemas.microsoft.com/office/word/2018/wordml/cex" xmlns:w16cid="http://schemas.microsoft.com/office/word/2016/wordml/cid" xmlns:w16="http://schemas.microsoft.com/office/word/2018/wordml" xmlns:w16du="http://schemas.microsoft.com/office/word/2023/wordml/word16du" xmlns:w16sdtdh="http://schemas.microsoft.com/office/word/2020/wordml/sdtdatahash" xmlns:w16se="http://schemas.microsoft.com/office/word/2015/wordml/symex" xmlns:wpg="http://schemas.microsoft.com/office/word/2010/wordprocessingGroup" xmlns:wpi="http://schemas.microsoft.com/office/word/2010/wordprocessingInk" xmlns:wne="http://schemas.microsoft.com/office/word/2006/wordml" xmlns:wps="http://schemas.microsoft.com/office/word/2010/wordprocessingShape" mc:Ignorable="w14 w15 w16se w16cid w16 w16cex w16sdtdh w16du wp14">
+<w:document xmlns:wpc="http://schemas.microsoft.com/office/word/2010/wordprocessingCanvas" xmlns:cx="http://schemas.microsoft.com/office/drawing/2014/chartex" xmlns:cx1="http://schemas.microsoft.com/office/drawing/2015/9/8/chartex" xmlns:cx2="http://schemas.microsoft.com/office/drawing/2015/10/21/chartex" xmlns:cx3="http://schemas.microsoft.com/office/drawing/2016/5/9/chartex" xmlns:cx4="http://schemas.microsoft.com/office/drawing/2016/5/10/chartex" xmlns:cx5="http://schemas.microsoft.com/office/drawing/2016/5/11/chartex" xmlns:cx6="http://schemas.microsoft.com/office/drawing/2016/5/12/chartex" xmlns:cx7="http://schemas.microsoft.com/office/drawing/2016/5/13/chartex" xmlns:cx8="http://schemas.microsoft.com/office/drawing/2016/5/14/chartex" xmlns:mc="http://schemas.openxmlformats.org/markup-compatibility/2006" xmlns:aink="http://schemas.microsoft.com/office/drawing/2016/ink" xmlns:am3d="http://schemas.microsoft.com/office/drawing/2017/model3d" xmlns:o="urn:schemas-microsoft-com:office:office" xmlns:oel="http://schemas.microsoft.com/office/2019/extlst" xmlns:r="http://schemas.openxmlformats.org/officeDocument/2006/relationships" xmlns:m="http://schemas.openxmlformats.org/officeDocument/2006/math" xmlns:v="urn:schemas-microsoft-com:vml" xmlns:wp14="http://schemas.microsoft.com/office/word/2010/wordprocessingDrawing" xmlns:wp="http://schemas.openxmlformats.org/drawingml/2006/wordprocessingDrawing" xmlns:w10="urn:schemas-microsoft-com:office:word" xmlns:w="http://schemas.openxmlformats.org/wordprocessingml/2006/main" xmlns:w14="http://schemas.microsoft.com/office/word/2010/wordml" xmlns:w15="http://schemas.microsoft.com/office/word/2012/wordml" xmlns:w16cex="http://schemas.microsoft.com/office/word/2018/wordml/cex" xmlns:w16cid="http://schemas.microsoft.com/office/word/2016/wordml/cid" xmlns:w16="http://schemas.microsoft.com/office/word/2018/wordml" xmlns:w16du="http://schemas.microsoft.com/office/word/2023/wordml/word16du" xmlns:w16sdtdh="http://schemas.microsoft.com/office/word/2020/wordml/sdtdatahash" xmlns:w16sdtfl="http://schemas.microsoft.com/office/word/2024/wordml/sdtformatlock" xmlns:w16se="http://schemas.microsoft.com/office/word/2015/wordml/symex" xmlns:wpg="http://schemas.microsoft.com/office/word/2010/wordprocessingGroup" xmlns:wpi="http://schemas.microsoft.com/office/word/2010/wordprocessingInk" xmlns:wne="http://schemas.microsoft.com/office/word/2006/wordml" xmlns:wps="http://schemas.microsoft.com/office/word/2010/wordprocessingShape" mc:Ignorable="w14 w15 w16se w16cid w16 w16cex w16sdtdh w16sdtfl w16du wp14">
   <w:body>
     <w:bookmarkEnd w:id="0"/>
     <w:p>
@@ -19,8 +19,8 @@
     </w:p>
     <w:tbl>
       <w:tblPr>
-        <w:tblW w:w="4402" w:type="pct"/>
-        <w:jc w:val="center"/>
+        <w:tblW w:w="4390" w:type="pct"/>
+        <w:tblInd w:w="552" w:type="dxa"/>
         <w:tblBorders>
           <w:top w:val="single" w:sz="12" w:space="0" w:color="auto"/>
           <w:left w:val="single" w:sz="12" w:space="0" w:color="auto"/>
@@ -29,40 +29,35 @@
           <w:insideH w:val="single" w:sz="6" w:space="0" w:color="auto"/>
           <w:insideV w:val="single" w:sz="6" w:space="0" w:color="auto"/>
         </w:tblBorders>
-        <w:tblCellMar>
-          <w:top w:w="57" w:type="dxa"/>
-          <w:bottom w:w="57" w:type="dxa"/>
-        </w:tblCellMar>
-        <w:tblLook w:val="04A0" w:firstRow="1" w:lastRow="0" w:firstColumn="1" w:lastColumn="0" w:noHBand="0" w:noVBand="1"/>
+        <w:tblLook w:val="0000" w:firstRow="0" w:lastRow="0" w:firstColumn="0" w:lastColumn="0" w:noHBand="0" w:noVBand="0"/>
       </w:tblPr>
       <w:tblGrid>
-        <w:gridCol w:w="3258"/>
-        <w:gridCol w:w="4701"/>
+        <w:gridCol w:w="2835"/>
+        <w:gridCol w:w="5102"/>
       </w:tblGrid>
       <w:tr>
         <w:trPr>
-          <w:trHeight w:val="307"/>
-          <w:jc w:val="center"/>
+          <w:trHeight w:val="340"/>
         </w:trPr>
         <w:tc>
           <w:tcPr>
-            <w:tcW w:w="2047" w:type="pct"/>
-            <w:shd w:val="clear" w:color="auto" w:fill="auto"/>
+            <w:tcW w:w="1786" w:type="pct"/>
+            <w:vAlign w:val="center"/>
           </w:tcPr>
           <w:p>
             <w:pPr>
-              <w:autoSpaceDE w:val="0"/>
-              <w:autoSpaceDN w:val="0"/>
-              <w:adjustRightInd w:val="0"/>
+              <w:tabs>
+                <w:tab w:val="left" w:pos="6706"/>
+              </w:tabs>
               <w:jc w:val="center"/>
               <w:rPr>
-                <w:rFonts w:ascii="黑体" w:eastAsia="黑体" w:hAnsi="黑体"/>
+                <w:rFonts w:eastAsia="黑体" w:hint="eastAsia"/>
                 <w:szCs w:val="21"/>
               </w:rPr>
             </w:pPr>
             <w:r>
               <w:rPr>
-                <w:rFonts w:ascii="黑体" w:eastAsia="黑体" w:hAnsi="黑体"/>
+                <w:rFonts w:eastAsia="黑体" w:hint="eastAsia"/>
                 <w:szCs w:val="21"/>
               </w:rPr>
               <w:t>缩略语</w:t>
@@ -71,33 +66,24 @@
         </w:tc>
         <w:tc>
           <w:tcPr>
-            <w:tcW w:w="2953" w:type="pct"/>
-            <w:shd w:val="clear" w:color="auto" w:fill="auto"/>
+            <w:tcW w:w="3214" w:type="pct"/>
+            <w:vAlign w:val="center"/>
           </w:tcPr>
           <w:p>
             <w:pPr>
-              <w:pStyle w:val="afff4"/>
-              <w:autoSpaceDE w:val="0"/>
-              <w:autoSpaceDN w:val="0"/>
-              <w:spacing w:line="240" w:lineRule="auto"/>
+              <w:tabs>
+                <w:tab w:val="left" w:pos="6706"/>
+              </w:tabs>
               <w:jc w:val="center"/>
               <w:rPr>
-                <w:rFonts w:ascii="黑体" w:eastAsia="黑体" w:hAnsi="黑体"/>
-                <w:spacing w:val="0"/>
-                <w:kern w:val="2"/>
-                <w:sz w:val="21"/>
+                <w:rFonts w:eastAsia="黑体" w:hint="eastAsia"/>
                 <w:szCs w:val="21"/>
-                <w:lang w:val="en-US" w:eastAsia="en-US"/>
               </w:rPr>
             </w:pPr>
             <w:r>
               <w:rPr>
-                <w:rFonts w:ascii="黑体" w:eastAsia="黑体" w:hAnsi="黑体"/>
-                <w:spacing w:val="0"/>
-                <w:kern w:val="2"/>
-                <w:sz w:val="21"/>
+                <w:rFonts w:eastAsia="黑体" w:hint="eastAsia"/>
                 <w:szCs w:val="21"/>
-                <w:lang w:val="en-US" w:eastAsia="en-US"/>
               </w:rPr>
               <w:t>全称</w:t>
             </w:r>
@@ -106,17 +92,16 @@
       </w:tr>
       <w:tr>
         <w:trPr>
-          <w:trHeight w:val="307"/>
-          <w:jc w:val="center"/>
+          <w:trHeight w:val="340"/>
         </w:trPr>
         <w:tc>
           <w:tcPr>
-            <w:tcW w:w="2047" w:type="pct"/>
-            <w:shd w:val="clear" w:color="auto" w:fill="auto"/>
+            <w:tcW w:w="1786" w:type="pct"/>
             <w:vAlign w:val="center"/>
           </w:tcPr>
           <w:p>
             <w:pPr>
+              <w:jc w:val="center"/>
               <w:rPr>
                 <w:szCs w:val="21"/>
               </w:rPr>
@@ -131,31 +116,19 @@
         </w:tc>
         <w:tc>
           <w:tcPr>
-            <w:tcW w:w="2953" w:type="pct"/>
-            <w:shd w:val="clear" w:color="auto" w:fill="auto"/>
+            <w:tcW w:w="3214" w:type="pct"/>
             <w:vAlign w:val="center"/>
           </w:tcPr>
           <w:p>
             <w:pPr>
-              <w:pStyle w:val="afff4"/>
-              <w:spacing w:line="240" w:lineRule="auto"/>
+              <w:jc w:val="center"/>
               <w:rPr>
-                <w:rFonts w:eastAsia="宋体"/>
-                <w:spacing w:val="0"/>
-                <w:kern w:val="2"/>
-                <w:sz w:val="21"/>
                 <w:szCs w:val="21"/>
-                <w:lang w:eastAsia="zh-CN"/>
               </w:rPr>
             </w:pPr>
             <w:r>
               <w:rPr>
-                <w:rFonts w:eastAsia="宋体"/>
-                <w:spacing w:val="0"/>
-                <w:kern w:val="2"/>
-                <w:sz w:val="21"/>
                 <w:szCs w:val="21"/>
-                <w:lang w:eastAsia="zh-CN"/>
               </w:rPr>
               <w:t xml:space="preserve">User Datagram Protocol用户数据包协议</w:t>
             </w:r>
@@ -164,17 +137,16 @@
       </w:tr>
       <w:tr>
         <w:trPr>
-          <w:trHeight w:val="307"/>
-          <w:jc w:val="center"/>
+          <w:trHeight w:val="340"/>
         </w:trPr>
         <w:tc>
           <w:tcPr>
-            <w:tcW w:w="2047" w:type="pct"/>
-            <w:shd w:val="clear" w:color="auto" w:fill="auto"/>
+            <w:tcW w:w="1786" w:type="pct"/>
             <w:vAlign w:val="center"/>
           </w:tcPr>
           <w:p>
             <w:pPr>
+              <w:jc w:val="center"/>
               <w:rPr>
                 <w:szCs w:val="21"/>
               </w:rPr>
@@ -189,31 +161,19 @@
         </w:tc>
         <w:tc>
           <w:tcPr>
-            <w:tcW w:w="2953" w:type="pct"/>
-            <w:shd w:val="clear" w:color="auto" w:fill="auto"/>
+            <w:tcW w:w="3214" w:type="pct"/>
             <w:vAlign w:val="center"/>
           </w:tcPr>
           <w:p>
             <w:pPr>
-              <w:pStyle w:val="afff4"/>
-              <w:spacing w:line="240" w:lineRule="auto"/>
+              <w:jc w:val="center"/>
               <w:rPr>
-                <w:rFonts w:eastAsia="宋体"/>
-                <w:spacing w:val="0"/>
-                <w:kern w:val="2"/>
-                <w:sz w:val="21"/>
                 <w:szCs w:val="21"/>
-                <w:lang w:eastAsia="zh-CN"/>
               </w:rPr>
             </w:pPr>
             <w:r>
               <w:rPr>
-                <w:rFonts w:eastAsia="宋体"/>
-                <w:spacing w:val="0"/>
-                <w:kern w:val="2"/>
-                <w:sz w:val="21"/>
                 <w:szCs w:val="21"/>
-                <w:lang w:eastAsia="zh-CN"/>
               </w:rPr>
               <w:t xml:space="preserve">Transmission Control Protocol传输控制协议</w:t>
             </w:r>
@@ -222,17 +182,16 @@
       </w:tr>
       <w:tr>
         <w:trPr>
-          <w:trHeight w:val="307"/>
-          <w:jc w:val="center"/>
+          <w:trHeight w:val="340"/>
         </w:trPr>
         <w:tc>
           <w:tcPr>
-            <w:tcW w:w="2047" w:type="pct"/>
-            <w:shd w:val="clear" w:color="auto" w:fill="auto"/>
+            <w:tcW w:w="1786" w:type="pct"/>
             <w:vAlign w:val="center"/>
           </w:tcPr>
           <w:p>
             <w:pPr>
+              <w:jc w:val="center"/>
               <w:rPr>
                 <w:szCs w:val="21"/>
               </w:rPr>
@@ -247,31 +206,19 @@
         </w:tc>
         <w:tc>
           <w:tcPr>
-            <w:tcW w:w="2953" w:type="pct"/>
-            <w:shd w:val="clear" w:color="auto" w:fill="auto"/>
+            <w:tcW w:w="3214" w:type="pct"/>
             <w:vAlign w:val="center"/>
           </w:tcPr>
           <w:p>
             <w:pPr>
-              <w:pStyle w:val="afff4"/>
-              <w:spacing w:line="240" w:lineRule="auto"/>
+              <w:jc w:val="center"/>
               <w:rPr>
-                <w:rFonts w:eastAsia="宋体"/>
-                <w:spacing w:val="0"/>
-                <w:kern w:val="2"/>
-                <w:sz w:val="21"/>
                 <w:szCs w:val="21"/>
-                <w:lang w:eastAsia="zh-CN"/>
               </w:rPr>
             </w:pPr>
             <w:r>
               <w:rPr>
-                <w:rFonts w:eastAsia="宋体"/>
-                <w:spacing w:val="0"/>
-                <w:kern w:val="2"/>
-                <w:sz w:val="21"/>
                 <w:szCs w:val="21"/>
-                <w:lang w:eastAsia="zh-CN"/>
               </w:rPr>
               <w:t xml:space="preserve">Hyper Text Markup Language超文本标记语言</w:t>
             </w:r>
@@ -280,17 +227,16 @@
       </w:tr>
       <w:tr>
         <w:trPr>
-          <w:trHeight w:val="307"/>
-          <w:jc w:val="center"/>
+          <w:trHeight w:val="340"/>
         </w:trPr>
         <w:tc>
           <w:tcPr>
-            <w:tcW w:w="2047" w:type="pct"/>
-            <w:shd w:val="clear" w:color="auto" w:fill="auto"/>
+            <w:tcW w:w="1786" w:type="pct"/>
             <w:vAlign w:val="center"/>
           </w:tcPr>
           <w:p>
             <w:pPr>
+              <w:jc w:val="center"/>
               <w:rPr>
                 <w:szCs w:val="21"/>
               </w:rPr>
@@ -305,31 +251,19 @@
         </w:tc>
         <w:tc>
           <w:tcPr>
-            <w:tcW w:w="2953" w:type="pct"/>
-            <w:shd w:val="clear" w:color="auto" w:fill="auto"/>
+            <w:tcW w:w="3214" w:type="pct"/>
             <w:vAlign w:val="center"/>
           </w:tcPr>
           <w:p>
             <w:pPr>
-              <w:pStyle w:val="afff4"/>
-              <w:spacing w:line="240" w:lineRule="auto"/>
+              <w:jc w:val="center"/>
               <w:rPr>
-                <w:rFonts w:eastAsia="宋体"/>
-                <w:spacing w:val="0"/>
-                <w:kern w:val="2"/>
-                <w:sz w:val="21"/>
                 <w:szCs w:val="21"/>
-                <w:lang w:eastAsia="zh-CN"/>
               </w:rPr>
             </w:pPr>
             <w:r>
               <w:rPr>
-                <w:rFonts w:eastAsia="宋体"/>
-                <w:spacing w:val="0"/>
-                <w:kern w:val="2"/>
-                <w:sz w:val="21"/>
                 <w:szCs w:val="21"/>
-                <w:lang w:eastAsia="zh-CN"/>
               </w:rPr>
               <w:t xml:space="preserve">Hypertext Transfer Protocol超文本传输协议</w:t>
             </w:r>
@@ -338,17 +272,16 @@
       </w:tr>
       <w:tr>
         <w:trPr>
-          <w:trHeight w:val="307"/>
-          <w:jc w:val="center"/>
+          <w:trHeight w:val="340"/>
         </w:trPr>
         <w:tc>
           <w:tcPr>
-            <w:tcW w:w="2047" w:type="pct"/>
-            <w:shd w:val="clear" w:color="auto" w:fill="auto"/>
+            <w:tcW w:w="1786" w:type="pct"/>
             <w:vAlign w:val="center"/>
           </w:tcPr>
           <w:p>
             <w:pPr>
+              <w:jc w:val="center"/>
               <w:rPr>
                 <w:szCs w:val="21"/>
               </w:rPr>
@@ -363,31 +296,19 @@
         </w:tc>
         <w:tc>
           <w:tcPr>
-            <w:tcW w:w="2953" w:type="pct"/>
-            <w:shd w:val="clear" w:color="auto" w:fill="auto"/>
+            <w:tcW w:w="3214" w:type="pct"/>
             <w:vAlign w:val="center"/>
           </w:tcPr>
           <w:p>
             <w:pPr>
-              <w:pStyle w:val="afff4"/>
-              <w:spacing w:line="240" w:lineRule="auto"/>
+              <w:jc w:val="center"/>
               <w:rPr>
-                <w:rFonts w:eastAsia="宋体"/>
-                <w:spacing w:val="0"/>
-                <w:kern w:val="2"/>
-                <w:sz w:val="21"/>
                 <w:szCs w:val="21"/>
-                <w:lang w:eastAsia="zh-CN"/>
               </w:rPr>
             </w:pPr>
             <w:r>
               <w:rPr>
-                <w:rFonts w:eastAsia="宋体"/>
-                <w:spacing w:val="0"/>
-                <w:kern w:val="2"/>
-                <w:sz w:val="21"/>
                 <w:szCs w:val="21"/>
-                <w:lang w:eastAsia="zh-CN"/>
               </w:rPr>
               <w:t xml:space="preserve">Field Programmable Gate Array可编程阵列逻辑</w:t>
             </w:r>
@@ -410,7 +331,7 @@
 </file>
 
 <file path=word/endnotes.xml><?xml version="1.0" encoding="utf-8"?>
-<w:endnotes xmlns:wpc="http://schemas.microsoft.com/office/word/2010/wordprocessingCanvas" xmlns:cx="http://schemas.microsoft.com/office/drawing/2014/chartex" xmlns:cx1="http://schemas.microsoft.com/office/drawing/2015/9/8/chartex" xmlns:cx2="http://schemas.microsoft.com/office/drawing/2015/10/21/chartex" xmlns:cx3="http://schemas.microsoft.com/office/drawing/2016/5/9/chartex" xmlns:cx4="http://schemas.microsoft.com/office/drawing/2016/5/10/chartex" xmlns:cx5="http://schemas.microsoft.com/office/drawing/2016/5/11/chartex" xmlns:cx6="http://schemas.microsoft.com/office/drawing/2016/5/12/chartex" xmlns:cx7="http://schemas.microsoft.com/office/drawing/2016/5/13/chartex" xmlns:cx8="http://schemas.microsoft.com/office/drawing/2016/5/14/chartex" xmlns:mc="http://schemas.openxmlformats.org/markup-compatibility/2006" xmlns:aink="http://schemas.microsoft.com/office/drawing/2016/ink" xmlns:am3d="http://schemas.microsoft.com/office/drawing/2017/model3d" xmlns:o="urn:schemas-microsoft-com:office:office" xmlns:oel="http://schemas.microsoft.com/office/2019/extlst" xmlns:r="http://schemas.openxmlformats.org/officeDocument/2006/relationships" xmlns:m="http://schemas.openxmlformats.org/officeDocument/2006/math" xmlns:v="urn:schemas-microsoft-com:vml" xmlns:wp14="http://schemas.microsoft.com/office/word/2010/wordprocessingDrawing" xmlns:wp="http://schemas.openxmlformats.org/drawingml/2006/wordprocessingDrawing" xmlns:w10="urn:schemas-microsoft-com:office:word" xmlns:w="http://schemas.openxmlformats.org/wordprocessingml/2006/main" xmlns:w14="http://schemas.microsoft.com/office/word/2010/wordml" xmlns:w15="http://schemas.microsoft.com/office/word/2012/wordml" xmlns:w16cex="http://schemas.microsoft.com/office/word/2018/wordml/cex" xmlns:w16cid="http://schemas.microsoft.com/office/word/2016/wordml/cid" xmlns:w16="http://schemas.microsoft.com/office/word/2018/wordml" xmlns:w16du="http://schemas.microsoft.com/office/word/2023/wordml/word16du" xmlns:w16sdtdh="http://schemas.microsoft.com/office/word/2020/wordml/sdtdatahash" xmlns:w16se="http://schemas.microsoft.com/office/word/2015/wordml/symex" xmlns:wpg="http://schemas.microsoft.com/office/word/2010/wordprocessingGroup" xmlns:wpi="http://schemas.microsoft.com/office/word/2010/wordprocessingInk" xmlns:wne="http://schemas.microsoft.com/office/word/2006/wordml" xmlns:wps="http://schemas.microsoft.com/office/word/2010/wordprocessingShape" mc:Ignorable="w14 w15 w16se w16cid w16 w16cex w16sdtdh w16du wp14">
+<w:endnotes xmlns:wpc="http://schemas.microsoft.com/office/word/2010/wordprocessingCanvas" xmlns:cx="http://schemas.microsoft.com/office/drawing/2014/chartex" xmlns:cx1="http://schemas.microsoft.com/office/drawing/2015/9/8/chartex" xmlns:cx2="http://schemas.microsoft.com/office/drawing/2015/10/21/chartex" xmlns:cx3="http://schemas.microsoft.com/office/drawing/2016/5/9/chartex" xmlns:cx4="http://schemas.microsoft.com/office/drawing/2016/5/10/chartex" xmlns:cx5="http://schemas.microsoft.com/office/drawing/2016/5/11/chartex" xmlns:cx6="http://schemas.microsoft.com/office/drawing/2016/5/12/chartex" xmlns:cx7="http://schemas.microsoft.com/office/drawing/2016/5/13/chartex" xmlns:cx8="http://schemas.microsoft.com/office/drawing/2016/5/14/chartex" xmlns:mc="http://schemas.openxmlformats.org/markup-compatibility/2006" xmlns:aink="http://schemas.microsoft.com/office/drawing/2016/ink" xmlns:am3d="http://schemas.microsoft.com/office/drawing/2017/model3d" xmlns:o="urn:schemas-microsoft-com:office:office" xmlns:oel="http://schemas.microsoft.com/office/2019/extlst" xmlns:r="http://schemas.openxmlformats.org/officeDocument/2006/relationships" xmlns:m="http://schemas.openxmlformats.org/officeDocument/2006/math" xmlns:v="urn:schemas-microsoft-com:vml" xmlns:wp14="http://schemas.microsoft.com/office/word/2010/wordprocessingDrawing" xmlns:wp="http://schemas.openxmlformats.org/drawingml/2006/wordprocessingDrawing" xmlns:w10="urn:schemas-microsoft-com:office:word" xmlns:w="http://schemas.openxmlformats.org/wordprocessingml/2006/main" xmlns:w14="http://schemas.microsoft.com/office/word/2010/wordml" xmlns:w15="http://schemas.microsoft.com/office/word/2012/wordml" xmlns:w16cex="http://schemas.microsoft.com/office/word/2018/wordml/cex" xmlns:w16cid="http://schemas.microsoft.com/office/word/2016/wordml/cid" xmlns:w16="http://schemas.microsoft.com/office/word/2018/wordml" xmlns:w16du="http://schemas.microsoft.com/office/word/2023/wordml/word16du" xmlns:w16sdtdh="http://schemas.microsoft.com/office/word/2020/wordml/sdtdatahash" xmlns:w16sdtfl="http://schemas.microsoft.com/office/word/2024/wordml/sdtformatlock" xmlns:w16se="http://schemas.microsoft.com/office/word/2015/wordml/symex" xmlns:wpg="http://schemas.microsoft.com/office/word/2010/wordprocessingGroup" xmlns:wpi="http://schemas.microsoft.com/office/word/2010/wordprocessingInk" xmlns:wne="http://schemas.microsoft.com/office/word/2006/wordml" xmlns:wps="http://schemas.microsoft.com/office/word/2010/wordprocessingShape" mc:Ignorable="w14 w15 w16se w16cid w16 w16cex w16sdtdh w16sdtfl w16du wp14">
   <w:endnote w:type="separator" w:id="-1">
     <w:p>
       <w:r>
@@ -429,7 +350,7 @@
 </file>
 
 <file path=word/footer1.xml><?xml version="1.0" encoding="utf-8"?>
-<w:ftr xmlns:wpc="http://schemas.microsoft.com/office/word/2010/wordprocessingCanvas" xmlns:cx="http://schemas.microsoft.com/office/drawing/2014/chartex" xmlns:cx1="http://schemas.microsoft.com/office/drawing/2015/9/8/chartex" xmlns:cx2="http://schemas.microsoft.com/office/drawing/2015/10/21/chartex" xmlns:cx3="http://schemas.microsoft.com/office/drawing/2016/5/9/chartex" xmlns:cx4="http://schemas.microsoft.com/office/drawing/2016/5/10/chartex" xmlns:cx5="http://schemas.microsoft.com/office/drawing/2016/5/11/chartex" xmlns:cx6="http://schemas.microsoft.com/office/drawing/2016/5/12/chartex" xmlns:cx7="http://schemas.microsoft.com/office/drawing/2016/5/13/chartex" xmlns:cx8="http://schemas.microsoft.com/office/drawing/2016/5/14/chartex" xmlns:mc="http://schemas.openxmlformats.org/markup-compatibility/2006" xmlns:aink="http://schemas.microsoft.com/office/drawing/2016/ink" xmlns:am3d="http://schemas.microsoft.com/office/drawing/2017/model3d" xmlns:o="urn:schemas-microsoft-com:office:office" xmlns:oel="http://schemas.microsoft.com/office/2019/extlst" xmlns:r="http://schemas.openxmlformats.org/officeDocument/2006/relationships" xmlns:m="http://schemas.openxmlformats.org/officeDocument/2006/math" xmlns:v="urn:schemas-microsoft-com:vml" xmlns:wp14="http://schemas.microsoft.com/office/word/2010/wordprocessingDrawing" xmlns:wp="http://schemas.openxmlformats.org/drawingml/2006/wordprocessingDrawing" xmlns:w10="urn:schemas-microsoft-com:office:word" xmlns:w="http://schemas.openxmlformats.org/wordprocessingml/2006/main" xmlns:w14="http://schemas.microsoft.com/office/word/2010/wordml" xmlns:w15="http://schemas.microsoft.com/office/word/2012/wordml" xmlns:w16cex="http://schemas.microsoft.com/office/word/2018/wordml/cex" xmlns:w16cid="http://schemas.microsoft.com/office/word/2016/wordml/cid" xmlns:w16="http://schemas.microsoft.com/office/word/2018/wordml" xmlns:w16du="http://schemas.microsoft.com/office/word/2023/wordml/word16du" xmlns:w16sdtdh="http://schemas.microsoft.com/office/word/2020/wordml/sdtdatahash" xmlns:w16se="http://schemas.microsoft.com/office/word/2015/wordml/symex" xmlns:wpg="http://schemas.microsoft.com/office/word/2010/wordprocessingGroup" xmlns:wpi="http://schemas.microsoft.com/office/word/2010/wordprocessingInk" xmlns:wne="http://schemas.microsoft.com/office/word/2006/wordml" xmlns:wps="http://schemas.microsoft.com/office/word/2010/wordprocessingShape" mc:Ignorable="w14 w15 w16se w16cid w16 w16cex w16sdtdh w16du wp14">
+<w:ftr xmlns:wpc="http://schemas.microsoft.com/office/word/2010/wordprocessingCanvas" xmlns:cx="http://schemas.microsoft.com/office/drawing/2014/chartex" xmlns:cx1="http://schemas.microsoft.com/office/drawing/2015/9/8/chartex" xmlns:cx2="http://schemas.microsoft.com/office/drawing/2015/10/21/chartex" xmlns:cx3="http://schemas.microsoft.com/office/drawing/2016/5/9/chartex" xmlns:cx4="http://schemas.microsoft.com/office/drawing/2016/5/10/chartex" xmlns:cx5="http://schemas.microsoft.com/office/drawing/2016/5/11/chartex" xmlns:cx6="http://schemas.microsoft.com/office/drawing/2016/5/12/chartex" xmlns:cx7="http://schemas.microsoft.com/office/drawing/2016/5/13/chartex" xmlns:cx8="http://schemas.microsoft.com/office/drawing/2016/5/14/chartex" xmlns:mc="http://schemas.openxmlformats.org/markup-compatibility/2006" xmlns:aink="http://schemas.microsoft.com/office/drawing/2016/ink" xmlns:am3d="http://schemas.microsoft.com/office/drawing/2017/model3d" xmlns:o="urn:schemas-microsoft-com:office:office" xmlns:oel="http://schemas.microsoft.com/office/2019/extlst" xmlns:r="http://schemas.openxmlformats.org/officeDocument/2006/relationships" xmlns:m="http://schemas.openxmlformats.org/officeDocument/2006/math" xmlns:v="urn:schemas-microsoft-com:vml" xmlns:wp14="http://schemas.microsoft.com/office/word/2010/wordprocessingDrawing" xmlns:wp="http://schemas.openxmlformats.org/drawingml/2006/wordprocessingDrawing" xmlns:w10="urn:schemas-microsoft-com:office:word" xmlns:w="http://schemas.openxmlformats.org/wordprocessingml/2006/main" xmlns:w14="http://schemas.microsoft.com/office/word/2010/wordml" xmlns:w15="http://schemas.microsoft.com/office/word/2012/wordml" xmlns:w16cex="http://schemas.microsoft.com/office/word/2018/wordml/cex" xmlns:w16cid="http://schemas.microsoft.com/office/word/2016/wordml/cid" xmlns:w16="http://schemas.microsoft.com/office/word/2018/wordml" xmlns:w16du="http://schemas.microsoft.com/office/word/2023/wordml/word16du" xmlns:w16sdtdh="http://schemas.microsoft.com/office/word/2020/wordml/sdtdatahash" xmlns:w16sdtfl="http://schemas.microsoft.com/office/word/2024/wordml/sdtformatlock" xmlns:w16se="http://schemas.microsoft.com/office/word/2015/wordml/symex" xmlns:wpg="http://schemas.microsoft.com/office/word/2010/wordprocessingGroup" xmlns:wpi="http://schemas.microsoft.com/office/word/2010/wordprocessingInk" xmlns:wne="http://schemas.microsoft.com/office/word/2006/wordml" xmlns:wps="http://schemas.microsoft.com/office/word/2010/wordprocessingShape" mc:Ignorable="w14 w15 w16se w16cid w16 w16cex w16sdtdh w16sdtfl w16du wp14">
   <w:p>
     <w:pPr>
       <w:ind w:firstLine="360"/>
@@ -439,7 +360,7 @@
 </file>
 
 <file path=word/footnotes.xml><?xml version="1.0" encoding="utf-8"?>
-<w:footnotes xmlns:wpc="http://schemas.microsoft.com/office/word/2010/wordprocessingCanvas" xmlns:cx="http://schemas.microsoft.com/office/drawing/2014/chartex" xmlns:cx1="http://schemas.microsoft.com/office/drawing/2015/9/8/chartex" xmlns:cx2="http://schemas.microsoft.com/office/drawing/2015/10/21/chartex" xmlns:cx3="http://schemas.microsoft.com/office/drawing/2016/5/9/chartex" xmlns:cx4="http://schemas.microsoft.com/office/drawing/2016/5/10/chartex" xmlns:cx5="http://schemas.microsoft.com/office/drawing/2016/5/11/chartex" xmlns:cx6="http://schemas.microsoft.com/office/drawing/2016/5/12/chartex" xmlns:cx7="http://schemas.microsoft.com/office/drawing/2016/5/13/chartex" xmlns:cx8="http://schemas.microsoft.com/office/drawing/2016/5/14/chartex" xmlns:mc="http://schemas.openxmlformats.org/markup-compatibility/2006" xmlns:aink="http://schemas.microsoft.com/office/drawing/2016/ink" xmlns:am3d="http://schemas.microsoft.com/office/drawing/2017/model3d" xmlns:o="urn:schemas-microsoft-com:office:office" xmlns:oel="http://schemas.microsoft.com/office/2019/extlst" xmlns:r="http://schemas.openxmlformats.org/officeDocument/2006/relationships" xmlns:m="http://schemas.openxmlformats.org/officeDocument/2006/math" xmlns:v="urn:schemas-microsoft-com:vml" xmlns:wp14="http://schemas.microsoft.com/office/word/2010/wordprocessingDrawing" xmlns:wp="http://schemas.openxmlformats.org/drawingml/2006/wordprocessingDrawing" xmlns:w10="urn:schemas-microsoft-com:office:word" xmlns:w="http://schemas.openxmlformats.org/wordprocessingml/2006/main" xmlns:w14="http://schemas.microsoft.com/office/word/2010/wordml" xmlns:w15="http://schemas.microsoft.com/office/word/2012/wordml" xmlns:w16cex="http://schemas.microsoft.com/office/word/2018/wordml/cex" xmlns:w16cid="http://schemas.microsoft.com/office/word/2016/wordml/cid" xmlns:w16="http://schemas.microsoft.com/office/word/2018/wordml" xmlns:w16du="http://schemas.microsoft.com/office/word/2023/wordml/word16du" xmlns:w16sdtdh="http://schemas.microsoft.com/office/word/2020/wordml/sdtdatahash" xmlns:w16se="http://schemas.microsoft.com/office/word/2015/wordml/symex" xmlns:wpg="http://schemas.microsoft.com/office/word/2010/wordprocessingGroup" xmlns:wpi="http://schemas.microsoft.com/office/word/2010/wordprocessingInk" xmlns:wne="http://schemas.microsoft.com/office/word/2006/wordml" xmlns:wps="http://schemas.microsoft.com/office/word/2010/wordprocessingShape" mc:Ignorable="w14 w15 w16se w16cid w16 w16cex w16sdtdh w16du wp14">
+<w:footnotes xmlns:wpc="http://schemas.microsoft.com/office/word/2010/wordprocessingCanvas" xmlns:cx="http://schemas.microsoft.com/office/drawing/2014/chartex" xmlns:cx1="http://schemas.microsoft.com/office/drawing/2015/9/8/chartex" xmlns:cx2="http://schemas.microsoft.com/office/drawing/2015/10/21/chartex" xmlns:cx3="http://schemas.microsoft.com/office/drawing/2016/5/9/chartex" xmlns:cx4="http://schemas.microsoft.com/office/drawing/2016/5/10/chartex" xmlns:cx5="http://schemas.microsoft.com/office/drawing/2016/5/11/chartex" xmlns:cx6="http://schemas.microsoft.com/office/drawing/2016/5/12/chartex" xmlns:cx7="http://schemas.microsoft.com/office/drawing/2016/5/13/chartex" xmlns:cx8="http://schemas.microsoft.com/office/drawing/2016/5/14/chartex" xmlns:mc="http://schemas.openxmlformats.org/markup-compatibility/2006" xmlns:aink="http://schemas.microsoft.com/office/drawing/2016/ink" xmlns:am3d="http://schemas.microsoft.com/office/drawing/2017/model3d" xmlns:o="urn:schemas-microsoft-com:office:office" xmlns:oel="http://schemas.microsoft.com/office/2019/extlst" xmlns:r="http://schemas.openxmlformats.org/officeDocument/2006/relationships" xmlns:m="http://schemas.openxmlformats.org/officeDocument/2006/math" xmlns:v="urn:schemas-microsoft-com:vml" xmlns:wp14="http://schemas.microsoft.com/office/word/2010/wordprocessingDrawing" xmlns:wp="http://schemas.openxmlformats.org/drawingml/2006/wordprocessingDrawing" xmlns:w10="urn:schemas-microsoft-com:office:word" xmlns:w="http://schemas.openxmlformats.org/wordprocessingml/2006/main" xmlns:w14="http://schemas.microsoft.com/office/word/2010/wordml" xmlns:w15="http://schemas.microsoft.com/office/word/2012/wordml" xmlns:w16cex="http://schemas.microsoft.com/office/word/2018/wordml/cex" xmlns:w16cid="http://schemas.microsoft.com/office/word/2016/wordml/cid" xmlns:w16="http://schemas.microsoft.com/office/word/2018/wordml" xmlns:w16du="http://schemas.microsoft.com/office/word/2023/wordml/word16du" xmlns:w16sdtdh="http://schemas.microsoft.com/office/word/2020/wordml/sdtdatahash" xmlns:w16sdtfl="http://schemas.microsoft.com/office/word/2024/wordml/sdtformatlock" xmlns:w16se="http://schemas.microsoft.com/office/word/2015/wordml/symex" xmlns:wpg="http://schemas.microsoft.com/office/word/2010/wordprocessingGroup" xmlns:wpi="http://schemas.microsoft.com/office/word/2010/wordprocessingInk" xmlns:wne="http://schemas.microsoft.com/office/word/2006/wordml" xmlns:wps="http://schemas.microsoft.com/office/word/2010/wordprocessingShape" mc:Ignorable="w14 w15 w16se w16cid w16 w16cex w16sdtdh w16sdtfl w16du wp14">
   <w:footnote w:type="separator" w:id="-1">
     <w:p>
       <w:r>
@@ -458,7 +379,7 @@
 </file>
 
 <file path=word/header1.xml><?xml version="1.0" encoding="utf-8"?>
-<w:hdr xmlns:wpc="http://schemas.microsoft.com/office/word/2010/wordprocessingCanvas" xmlns:cx="http://schemas.microsoft.com/office/drawing/2014/chartex" xmlns:cx1="http://schemas.microsoft.com/office/drawing/2015/9/8/chartex" xmlns:cx2="http://schemas.microsoft.com/office/drawing/2015/10/21/chartex" xmlns:cx3="http://schemas.microsoft.com/office/drawing/2016/5/9/chartex" xmlns:cx4="http://schemas.microsoft.com/office/drawing/2016/5/10/chartex" xmlns:cx5="http://schemas.microsoft.com/office/drawing/2016/5/11/chartex" xmlns:cx6="http://schemas.microsoft.com/office/drawing/2016/5/12/chartex" xmlns:cx7="http://schemas.microsoft.com/office/drawing/2016/5/13/chartex" xmlns:cx8="http://schemas.microsoft.com/office/drawing/2016/5/14/chartex" xmlns:mc="http://schemas.openxmlformats.org/markup-compatibility/2006" xmlns:aink="http://schemas.microsoft.com/office/drawing/2016/ink" xmlns:am3d="http://schemas.microsoft.com/office/drawing/2017/model3d" xmlns:o="urn:schemas-microsoft-com:office:office" xmlns:oel="http://schemas.microsoft.com/office/2019/extlst" xmlns:r="http://schemas.openxmlformats.org/officeDocument/2006/relationships" xmlns:m="http://schemas.openxmlformats.org/officeDocument/2006/math" xmlns:v="urn:schemas-microsoft-com:vml" xmlns:wp14="http://schemas.microsoft.com/office/word/2010/wordprocessingDrawing" xmlns:wp="http://schemas.openxmlformats.org/drawingml/2006/wordprocessingDrawing" xmlns:w10="urn:schemas-microsoft-com:office:word" xmlns:w="http://schemas.openxmlformats.org/wordprocessingml/2006/main" xmlns:w14="http://schemas.microsoft.com/office/word/2010/wordml" xmlns:w15="http://schemas.microsoft.com/office/word/2012/wordml" xmlns:w16cex="http://schemas.microsoft.com/office/word/2018/wordml/cex" xmlns:w16cid="http://schemas.microsoft.com/office/word/2016/wordml/cid" xmlns:w16="http://schemas.microsoft.com/office/word/2018/wordml" xmlns:w16du="http://schemas.microsoft.com/office/word/2023/wordml/word16du" xmlns:w16sdtdh="http://schemas.microsoft.com/office/word/2020/wordml/sdtdatahash" xmlns:w16se="http://schemas.microsoft.com/office/word/2015/wordml/symex" xmlns:wpg="http://schemas.microsoft.com/office/word/2010/wordprocessingGroup" xmlns:wpi="http://schemas.microsoft.com/office/word/2010/wordprocessingInk" xmlns:wne="http://schemas.microsoft.com/office/word/2006/wordml" xmlns:wps="http://schemas.microsoft.com/office/word/2010/wordprocessingShape" mc:Ignorable="w14 w15 w16se w16cid w16 w16cex w16sdtdh w16du wp14">
+<w:hdr xmlns:wpc="http://schemas.microsoft.com/office/word/2010/wordprocessingCanvas" xmlns:cx="http://schemas.microsoft.com/office/drawing/2014/chartex" xmlns:cx1="http://schemas.microsoft.com/office/drawing/2015/9/8/chartex" xmlns:cx2="http://schemas.microsoft.com/office/drawing/2015/10/21/chartex" xmlns:cx3="http://schemas.microsoft.com/office/drawing/2016/5/9/chartex" xmlns:cx4="http://schemas.microsoft.com/office/drawing/2016/5/10/chartex" xmlns:cx5="http://schemas.microsoft.com/office/drawing/2016/5/11/chartex" xmlns:cx6="http://schemas.microsoft.com/office/drawing/2016/5/12/chartex" xmlns:cx7="http://schemas.microsoft.com/office/drawing/2016/5/13/chartex" xmlns:cx8="http://schemas.microsoft.com/office/drawing/2016/5/14/chartex" xmlns:mc="http://schemas.openxmlformats.org/markup-compatibility/2006" xmlns:aink="http://schemas.microsoft.com/office/drawing/2016/ink" xmlns:am3d="http://schemas.microsoft.com/office/drawing/2017/model3d" xmlns:o="urn:schemas-microsoft-com:office:office" xmlns:oel="http://schemas.microsoft.com/office/2019/extlst" xmlns:r="http://schemas.openxmlformats.org/officeDocument/2006/relationships" xmlns:m="http://schemas.openxmlformats.org/officeDocument/2006/math" xmlns:v="urn:schemas-microsoft-com:vml" xmlns:wp14="http://schemas.microsoft.com/office/word/2010/wordprocessingDrawing" xmlns:wp="http://schemas.openxmlformats.org/drawingml/2006/wordprocessingDrawing" xmlns:w10="urn:schemas-microsoft-com:office:word" xmlns:w="http://schemas.openxmlformats.org/wordprocessingml/2006/main" xmlns:w14="http://schemas.microsoft.com/office/word/2010/wordml" xmlns:w15="http://schemas.microsoft.com/office/word/2012/wordml" xmlns:w16cex="http://schemas.microsoft.com/office/word/2018/wordml/cex" xmlns:w16cid="http://schemas.microsoft.com/office/word/2016/wordml/cid" xmlns:w16="http://schemas.microsoft.com/office/word/2018/wordml" xmlns:w16du="http://schemas.microsoft.com/office/word/2023/wordml/word16du" xmlns:w16sdtdh="http://schemas.microsoft.com/office/word/2020/wordml/sdtdatahash" xmlns:w16sdtfl="http://schemas.microsoft.com/office/word/2024/wordml/sdtformatlock" xmlns:w16se="http://schemas.microsoft.com/office/word/2015/wordml/symex" xmlns:wpg="http://schemas.microsoft.com/office/word/2010/wordprocessingGroup" xmlns:wpi="http://schemas.microsoft.com/office/word/2010/wordprocessingInk" xmlns:wne="http://schemas.microsoft.com/office/word/2006/wordml" xmlns:wps="http://schemas.microsoft.com/office/word/2010/wordprocessingShape" mc:Ignorable="w14 w15 w16se w16cid w16 w16cex w16sdtdh w16sdtfl w16du wp14">
   <w:p>
     <w:pPr>
       <w:ind w:firstLine="360"/>
@@ -468,7 +389,7 @@
 </file>
 
 <file path=word/numbering.xml><?xml version="1.0" encoding="utf-8"?>
-<w:numbering xmlns:wpc="http://schemas.microsoft.com/office/word/2010/wordprocessingCanvas" xmlns:cx="http://schemas.microsoft.com/office/drawing/2014/chartex" xmlns:cx1="http://schemas.microsoft.com/office/drawing/2015/9/8/chartex" xmlns:cx2="http://schemas.microsoft.com/office/drawing/2015/10/21/chartex" xmlns:cx3="http://schemas.microsoft.com/office/drawing/2016/5/9/chartex" xmlns:cx4="http://schemas.microsoft.com/office/drawing/2016/5/10/chartex" xmlns:cx5="http://schemas.microsoft.com/office/drawing/2016/5/11/chartex" xmlns:cx6="http://schemas.microsoft.com/office/drawing/2016/5/12/chartex" xmlns:cx7="http://schemas.microsoft.com/office/drawing/2016/5/13/chartex" xmlns:cx8="http://schemas.microsoft.com/office/drawing/2016/5/14/chartex" xmlns:mc="http://schemas.openxmlformats.org/markup-compatibility/2006" xmlns:aink="http://schemas.microsoft.com/office/drawing/2016/ink" xmlns:am3d="http://schemas.microsoft.com/office/drawing/2017/model3d" xmlns:o="urn:schemas-microsoft-com:office:office" xmlns:oel="http://schemas.microsoft.com/office/2019/extlst" xmlns:r="http://schemas.openxmlformats.org/officeDocument/2006/relationships" xmlns:m="http://schemas.openxmlformats.org/officeDocument/2006/math" xmlns:v="urn:schemas-microsoft-com:vml" xmlns:wp14="http://schemas.microsoft.com/office/word/2010/wordprocessingDrawing" xmlns:wp="http://schemas.openxmlformats.org/drawingml/2006/wordprocessingDrawing" xmlns:w10="urn:schemas-microsoft-com:office:word" xmlns:w="http://schemas.openxmlformats.org/wordprocessingml/2006/main" xmlns:w14="http://schemas.microsoft.com/office/word/2010/wordml" xmlns:w15="http://schemas.microsoft.com/office/word/2012/wordml" xmlns:w16cex="http://schemas.microsoft.com/office/word/2018/wordml/cex" xmlns:w16cid="http://schemas.microsoft.com/office/word/2016/wordml/cid" xmlns:w16="http://schemas.microsoft.com/office/word/2018/wordml" xmlns:w16du="http://schemas.microsoft.com/office/word/2023/wordml/word16du" xmlns:w16sdtdh="http://schemas.microsoft.com/office/word/2020/wordml/sdtdatahash" xmlns:w16se="http://schemas.microsoft.com/office/word/2015/wordml/symex" xmlns:wpg="http://schemas.microsoft.com/office/word/2010/wordprocessingGroup" xmlns:wpi="http://schemas.microsoft.com/office/word/2010/wordprocessingInk" xmlns:wne="http://schemas.microsoft.com/office/word/2006/wordml" xmlns:wps="http://schemas.microsoft.com/office/word/2010/wordprocessingShape" mc:Ignorable="w14 w15 w16se w16cid w16 w16cex w16sdtdh w16du wp14">
+<w:numbering xmlns:wpc="http://schemas.microsoft.com/office/word/2010/wordprocessingCanvas" xmlns:cx="http://schemas.microsoft.com/office/drawing/2014/chartex" xmlns:cx1="http://schemas.microsoft.com/office/drawing/2015/9/8/chartex" xmlns:cx2="http://schemas.microsoft.com/office/drawing/2015/10/21/chartex" xmlns:cx3="http://schemas.microsoft.com/office/drawing/2016/5/9/chartex" xmlns:cx4="http://schemas.microsoft.com/office/drawing/2016/5/10/chartex" xmlns:cx5="http://schemas.microsoft.com/office/drawing/2016/5/11/chartex" xmlns:cx6="http://schemas.microsoft.com/office/drawing/2016/5/12/chartex" xmlns:cx7="http://schemas.microsoft.com/office/drawing/2016/5/13/chartex" xmlns:cx8="http://schemas.microsoft.com/office/drawing/2016/5/14/chartex" xmlns:mc="http://schemas.openxmlformats.org/markup-compatibility/2006" xmlns:aink="http://schemas.microsoft.com/office/drawing/2016/ink" xmlns:am3d="http://schemas.microsoft.com/office/drawing/2017/model3d" xmlns:o="urn:schemas-microsoft-com:office:office" xmlns:oel="http://schemas.microsoft.com/office/2019/extlst" xmlns:r="http://schemas.openxmlformats.org/officeDocument/2006/relationships" xmlns:m="http://schemas.openxmlformats.org/officeDocument/2006/math" xmlns:v="urn:schemas-microsoft-com:vml" xmlns:wp14="http://schemas.microsoft.com/office/word/2010/wordprocessingDrawing" xmlns:wp="http://schemas.openxmlformats.org/drawingml/2006/wordprocessingDrawing" xmlns:w10="urn:schemas-microsoft-com:office:word" xmlns:w="http://schemas.openxmlformats.org/wordprocessingml/2006/main" xmlns:w14="http://schemas.microsoft.com/office/word/2010/wordml" xmlns:w15="http://schemas.microsoft.com/office/word/2012/wordml" xmlns:w16cex="http://schemas.microsoft.com/office/word/2018/wordml/cex" xmlns:w16cid="http://schemas.microsoft.com/office/word/2016/wordml/cid" xmlns:w16="http://schemas.microsoft.com/office/word/2018/wordml" xmlns:w16du="http://schemas.microsoft.com/office/word/2023/wordml/word16du" xmlns:w16sdtdh="http://schemas.microsoft.com/office/word/2020/wordml/sdtdatahash" xmlns:w16sdtfl="http://schemas.microsoft.com/office/word/2024/wordml/sdtformatlock" xmlns:w16se="http://schemas.microsoft.com/office/word/2015/wordml/symex" xmlns:wpg="http://schemas.microsoft.com/office/word/2010/wordprocessingGroup" xmlns:wpi="http://schemas.microsoft.com/office/word/2010/wordprocessingInk" xmlns:wne="http://schemas.microsoft.com/office/word/2006/wordml" xmlns:wps="http://schemas.microsoft.com/office/word/2010/wordprocessingShape" mc:Ignorable="w14 w15 w16se w16cid w16 w16cex w16sdtdh w16sdtfl w16du wp14">
   <w:abstractNum w:abstractNumId="0" w15:restartNumberingAfterBreak="0">
     <w:nsid w:val="FFFFFF7E"/>
     <w:multiLevelType w:val="singleLevel"/>
@@ -6930,7 +6851,7 @@
 </file>
 
 <file path=word/styles.xml><?xml version="1.0" encoding="utf-8"?>
-<w:styles xmlns:mc="http://schemas.openxmlformats.org/markup-compatibility/2006" xmlns:r="http://schemas.openxmlformats.org/officeDocument/2006/relationships" xmlns:w="http://schemas.openxmlformats.org/wordprocessingml/2006/main" xmlns:w14="http://schemas.microsoft.com/office/word/2010/wordml" xmlns:w15="http://schemas.microsoft.com/office/word/2012/wordml" xmlns:w16cex="http://schemas.microsoft.com/office/word/2018/wordml/cex" xmlns:w16cid="http://schemas.microsoft.com/office/word/2016/wordml/cid" xmlns:w16="http://schemas.microsoft.com/office/word/2018/wordml" xmlns:w16du="http://schemas.microsoft.com/office/word/2023/wordml/word16du" xmlns:w16sdtdh="http://schemas.microsoft.com/office/word/2020/wordml/sdtdatahash" xmlns:w16se="http://schemas.microsoft.com/office/word/2015/wordml/symex" mc:Ignorable="w14 w15 w16se w16cid w16 w16cex w16sdtdh w16du">
+<w:styles xmlns:mc="http://schemas.openxmlformats.org/markup-compatibility/2006" xmlns:r="http://schemas.openxmlformats.org/officeDocument/2006/relationships" xmlns:w="http://schemas.openxmlformats.org/wordprocessingml/2006/main" xmlns:w14="http://schemas.microsoft.com/office/word/2010/wordml" xmlns:w15="http://schemas.microsoft.com/office/word/2012/wordml" xmlns:w16cex="http://schemas.microsoft.com/office/word/2018/wordml/cex" xmlns:w16cid="http://schemas.microsoft.com/office/word/2016/wordml/cid" xmlns:w16="http://schemas.microsoft.com/office/word/2018/wordml" xmlns:w16du="http://schemas.microsoft.com/office/word/2023/wordml/word16du" xmlns:w16sdtdh="http://schemas.microsoft.com/office/word/2020/wordml/sdtdatahash" xmlns:w16sdtfl="http://schemas.microsoft.com/office/word/2024/wordml/sdtformatlock" xmlns:w16se="http://schemas.microsoft.com/office/word/2015/wordml/symex" mc:Ignorable="w14 w15 w16se w16cid w16 w16cex w16sdtdh w16sdtfl w16du">
   <w:docDefaults>
     <w:rPrDefault>
       <w:rPr>
